--- a/downloads/documents/05 Materials/Unit 00/Slides/Slides 00.05 - The Room and Lab Agreement and Pre-Assessment.docx
+++ b/downloads/documents/05 Materials/Unit 00/Slides/Slides 00.05 - The Room and Lab Agreement and Pre-Assessment.docx
@@ -147,7 +147,7 @@
         <w:pStyle w:val="Compact"/>
       </w:pPr>
       <w:r>
-        <w:t xml:space="preserve">Eight sections. One per table.</w:t>
+        <w:t xml:space="preserve">Eight sections. Two per table.</w:t>
       </w:r>
     </w:p>
     <w:p>
@@ -159,7 +159,7 @@
         <w:pStyle w:val="Compact"/>
       </w:pPr>
       <w:r>
-        <w:t xml:space="preserve">Read your section aloud, one student per line.</w:t>
+        <w:t xml:space="preserve">Read your sections aloud, one student per line.</w:t>
       </w:r>
     </w:p>
     <w:p>
@@ -191,7 +191,7 @@
         <w:pStyle w:val="FirstParagraph"/>
       </w:pPr>
       <w:r>
-        <w:t xml:space="preserve">Notes: Nine minutes. Sections: 1 safety, 2 respect, 3 roles, 4 clean up, 5 phones, 6 food and allergies, 7 the reset cue, 8 what happens when it is broken.</w:t>
+        <w:t xml:space="preserve">Notes: Nine minutes. Sections: 1 safety, 2 respect, 3 roles, 4 clean up, 5 phones, 6 food and allergies, 7 the reset cue, 8 what happens when it is broken. Four tables take two sections each; with three tables, the table that finishes first takes the last pair.</w:t>
       </w:r>
     </w:p>
     <w:p>
